--- a/临时.docx
+++ b/临时.docx
@@ -38,7 +38,7 @@
             <w:pPr>
               <w:widowControl/>
               <w:rPr>
-                <w:rFonts w:cs="宋体"/>
+                <w:rFonts w:cs="宋体" w:hint="eastAsia"/>
                 <w:color w:val="000000"/>
                 <w:kern w:val="0"/>
               </w:rPr>
@@ -142,7 +142,7 @@
               <w:widowControl/>
               <w:jc w:val="left"/>
               <w:rPr>
-                <w:rFonts w:cs="宋体"/>
+                <w:rFonts w:cs="宋体" w:hint="eastAsia"/>
                 <w:color w:val="000000"/>
                 <w:kern w:val="0"/>
               </w:rPr>
@@ -167,7 +167,7 @@
               <w:widowControl/>
               <w:jc w:val="left"/>
               <w:rPr>
-                <w:rFonts w:cs="宋体"/>
+                <w:rFonts w:cs="宋体" w:hint="eastAsia"/>
                 <w:color w:val="000000"/>
                 <w:kern w:val="0"/>
               </w:rPr>
@@ -455,7 +455,7 @@
               <w:widowControl/>
               <w:jc w:val="left"/>
               <w:rPr>
-                <w:rFonts w:cs="宋体"/>
+                <w:rFonts w:cs="宋体" w:hint="eastAsia"/>
                 <w:color w:val="000000"/>
                 <w:kern w:val="0"/>
               </w:rPr>
@@ -610,7 +610,7 @@
               <w:widowControl/>
               <w:jc w:val="left"/>
               <w:rPr>
-                <w:rFonts w:cs="宋体"/>
+                <w:rFonts w:cs="宋体" w:hint="eastAsia"/>
                 <w:color w:val="000000"/>
                 <w:kern w:val="0"/>
               </w:rPr>
@@ -765,7 +765,7 @@
               <w:widowControl/>
               <w:jc w:val="left"/>
               <w:rPr>
-                <w:rFonts w:cs="宋体"/>
+                <w:rFonts w:cs="宋体" w:hint="eastAsia"/>
                 <w:color w:val="000000"/>
                 <w:kern w:val="0"/>
               </w:rPr>
@@ -920,7 +920,7 @@
               <w:widowControl/>
               <w:jc w:val="left"/>
               <w:rPr>
-                <w:rFonts w:cs="宋体"/>
+                <w:rFonts w:cs="宋体" w:hint="eastAsia"/>
                 <w:color w:val="000000"/>
                 <w:kern w:val="0"/>
               </w:rPr>
@@ -1083,7 +1083,7 @@
               <w:widowControl/>
               <w:jc w:val="left"/>
               <w:rPr>
-                <w:rFonts w:cs="宋体"/>
+                <w:rFonts w:cs="宋体" w:hint="eastAsia"/>
                 <w:color w:val="000000"/>
                 <w:kern w:val="0"/>
               </w:rPr>
@@ -1238,7 +1238,7 @@
               <w:widowControl/>
               <w:jc w:val="left"/>
               <w:rPr>
-                <w:rFonts w:cs="宋体"/>
+                <w:rFonts w:cs="宋体" w:hint="eastAsia"/>
                 <w:color w:val="000000"/>
                 <w:kern w:val="0"/>
               </w:rPr>
@@ -1393,7 +1393,7 @@
               <w:widowControl/>
               <w:jc w:val="left"/>
               <w:rPr>
-                <w:rFonts w:cs="宋体"/>
+                <w:rFonts w:cs="宋体" w:hint="eastAsia"/>
                 <w:color w:val="000000"/>
                 <w:kern w:val="0"/>
               </w:rPr>
@@ -1548,7 +1548,7 @@
               <w:widowControl/>
               <w:jc w:val="left"/>
               <w:rPr>
-                <w:rFonts w:cs="宋体"/>
+                <w:rFonts w:cs="宋体" w:hint="eastAsia"/>
                 <w:color w:val="000000"/>
                 <w:kern w:val="0"/>
               </w:rPr>
@@ -1703,7 +1703,7 @@
               <w:widowControl/>
               <w:jc w:val="left"/>
               <w:rPr>
-                <w:rFonts w:cs="宋体"/>
+                <w:rFonts w:cs="宋体" w:hint="eastAsia"/>
                 <w:color w:val="000000"/>
                 <w:kern w:val="0"/>
               </w:rPr>
@@ -2022,7 +2022,7 @@
               <w:widowControl/>
               <w:jc w:val="left"/>
               <w:rPr>
-                <w:rFonts w:cs="宋体"/>
+                <w:rFonts w:cs="宋体" w:hint="eastAsia"/>
                 <w:color w:val="000000"/>
                 <w:kern w:val="0"/>
               </w:rPr>
@@ -2177,7 +2177,7 @@
               <w:widowControl/>
               <w:jc w:val="left"/>
               <w:rPr>
-                <w:rFonts w:cs="宋体"/>
+                <w:rFonts w:cs="宋体" w:hint="eastAsia"/>
                 <w:color w:val="000000"/>
                 <w:kern w:val="0"/>
               </w:rPr>
@@ -2332,7 +2332,7 @@
               <w:widowControl/>
               <w:jc w:val="left"/>
               <w:rPr>
-                <w:rFonts w:cs="宋体"/>
+                <w:rFonts w:cs="宋体" w:hint="eastAsia"/>
                 <w:color w:val="000000"/>
                 <w:kern w:val="0"/>
               </w:rPr>
@@ -2487,7 +2487,7 @@
               <w:widowControl/>
               <w:jc w:val="left"/>
               <w:rPr>
-                <w:rFonts w:cs="宋体"/>
+                <w:rFonts w:cs="宋体" w:hint="eastAsia"/>
                 <w:color w:val="000000"/>
                 <w:kern w:val="0"/>
               </w:rPr>
@@ -2642,7 +2642,7 @@
               <w:widowControl/>
               <w:jc w:val="left"/>
               <w:rPr>
-                <w:rFonts w:cs="宋体"/>
+                <w:rFonts w:cs="宋体" w:hint="eastAsia"/>
                 <w:color w:val="000000"/>
                 <w:kern w:val="0"/>
               </w:rPr>
@@ -2797,7 +2797,7 @@
               <w:widowControl/>
               <w:jc w:val="left"/>
               <w:rPr>
-                <w:rFonts w:cs="宋体"/>
+                <w:rFonts w:cs="宋体" w:hint="eastAsia"/>
                 <w:color w:val="000000"/>
                 <w:kern w:val="0"/>
               </w:rPr>
@@ -2952,7 +2952,7 @@
               <w:widowControl/>
               <w:jc w:val="left"/>
               <w:rPr>
-                <w:rFonts w:cs="宋体"/>
+                <w:rFonts w:cs="宋体" w:hint="eastAsia"/>
                 <w:color w:val="000000"/>
                 <w:kern w:val="0"/>
               </w:rPr>
@@ -3087,6 +3087,555 @@
     </w:tbl>
     <w:p>
       <w:pPr>
+        <w:rPr>
+          <w:rFonts w:hint="eastAsia"/>
+        </w:rPr>
+      </w:pPr>
+    </w:p>
+    <w:p>
+      <w:pPr>
+        <w:widowControl/>
+        <w:jc w:val="left"/>
+        <w:rPr>
+          <w:rFonts w:hint="eastAsia"/>
+        </w:rPr>
+      </w:pPr>
+      <w:r>
+        <w:rPr>
+          <w:rFonts w:hint="eastAsia"/>
+        </w:rPr>
+        <w:br w:type="page"/>
+      </w:r>
+    </w:p>
+    <w:p>
+      <w:pPr>
+        <w:widowControl/>
+        <w:jc w:val="left"/>
+        <w:rPr>
+          <w:rFonts w:cs="宋体" w:hint="eastAsia"/>
+          <w:color w:val="000000"/>
+          <w:kern w:val="0"/>
+        </w:rPr>
+      </w:pPr>
+      <w:r>
+        <w:rPr>
+          <w:rFonts w:cs="宋体" w:hint="eastAsia"/>
+          <w:color w:val="000000"/>
+          <w:kern w:val="0"/>
+        </w:rPr>
+        <w:lastRenderedPageBreak/>
+        <w:t>󰃻</w:t>
+      </w:r>
+      <w:r>
+        <w:rPr>
+          <w:rFonts w:cs="宋体"/>
+          <w:color w:val="000000"/>
+          <w:kern w:val="0"/>
+        </w:rPr>
+        <w:t xml:space="preserve">, </w:t>
+      </w:r>
+      <w:r>
+        <w:rPr>
+          <w:rFonts w:cs="宋体" w:hint="eastAsia"/>
+          <w:color w:val="000000"/>
+          <w:kern w:val="0"/>
+        </w:rPr>
+        <w:t>[󰍀]</w:t>
+      </w:r>
+      <w:r>
+        <w:rPr>
+          <w:rFonts w:cs="宋体" w:hint="eastAsia"/>
+          <w:color w:val="000000"/>
+          <w:kern w:val="0"/>
+        </w:rPr>
+        <w:t xml:space="preserve">, </w:t>
+      </w:r>
+      <w:r>
+        <w:rPr>
+          <w:rFonts w:cs="宋体" w:hint="eastAsia"/>
+          <w:color w:val="000000"/>
+          <w:kern w:val="0"/>
+        </w:rPr>
+        <w:t>_󰃺󰃹</w:t>
+      </w:r>
+    </w:p>
+    <w:p>
+      <w:pPr>
+        <w:widowControl/>
+        <w:jc w:val="left"/>
+        <w:rPr>
+          <w:rFonts w:cs="宋体" w:hint="eastAsia"/>
+          <w:color w:val="000000"/>
+          <w:kern w:val="0"/>
+        </w:rPr>
+      </w:pPr>
+      <w:r>
+        <w:rPr>
+          <w:rFonts w:cs="宋体"/>
+          <w:color w:val="000000"/>
+          <w:kern w:val="0"/>
+        </w:rPr>
+        <w:t xml:space="preserve">, </w:t>
+      </w:r>
+      <w:r>
+        <w:rPr>
+          <w:rFonts w:cs="宋体" w:hint="eastAsia"/>
+          <w:color w:val="000000"/>
+          <w:kern w:val="0"/>
+        </w:rPr>
+        <w:t>[󰍅]</w:t>
+      </w:r>
+      <w:r>
+        <w:rPr>
+          <w:rFonts w:cs="宋体" w:hint="eastAsia"/>
+          <w:color w:val="000000"/>
+          <w:kern w:val="0"/>
+        </w:rPr>
+        <w:t xml:space="preserve">, </w:t>
+      </w:r>
+      <w:r>
+        <w:rPr>
+          <w:rFonts w:cs="宋体" w:hint="eastAsia"/>
+          <w:color w:val="000000"/>
+          <w:kern w:val="0"/>
+        </w:rPr>
+        <w:t>_󰃺󰄈</w:t>
+      </w:r>
+    </w:p>
+    <w:p>
+      <w:pPr>
+        <w:widowControl/>
+        <w:jc w:val="left"/>
+        <w:rPr>
+          <w:rFonts w:cs="宋体" w:hint="eastAsia"/>
+          <w:color w:val="000000"/>
+          <w:kern w:val="0"/>
+        </w:rPr>
+      </w:pPr>
+      <w:r>
+        <w:rPr>
+          <w:rFonts w:cs="宋体"/>
+          <w:color w:val="000000"/>
+          <w:kern w:val="0"/>
+        </w:rPr>
+        <w:t xml:space="preserve">, </w:t>
+      </w:r>
+      <w:r>
+        <w:rPr>
+          <w:rFonts w:cs="宋体" w:hint="eastAsia"/>
+          <w:color w:val="000000"/>
+          <w:kern w:val="0"/>
+        </w:rPr>
+        <w:t>[󰍏]</w:t>
+      </w:r>
+      <w:r>
+        <w:rPr>
+          <w:rFonts w:cs="宋体" w:hint="eastAsia"/>
+          <w:color w:val="000000"/>
+          <w:kern w:val="0"/>
+        </w:rPr>
+        <w:t xml:space="preserve">, </w:t>
+      </w:r>
+      <w:r>
+        <w:rPr>
+          <w:rFonts w:cs="宋体" w:hint="eastAsia"/>
+          <w:color w:val="000000"/>
+          <w:kern w:val="0"/>
+        </w:rPr>
+        <w:t>_󰃺󰃳，_󰃺󰄋</w:t>
+      </w:r>
+    </w:p>
+    <w:p>
+      <w:pPr>
+        <w:widowControl/>
+        <w:jc w:val="left"/>
+        <w:rPr>
+          <w:rFonts w:cs="宋体" w:hint="eastAsia"/>
+          <w:color w:val="000000"/>
+          <w:kern w:val="0"/>
+        </w:rPr>
+      </w:pPr>
+      <w:r>
+        <w:rPr>
+          <w:rFonts w:cs="宋体"/>
+          <w:color w:val="000000"/>
+          <w:kern w:val="0"/>
+        </w:rPr>
+        <w:t xml:space="preserve">, </w:t>
+      </w:r>
+      <w:r>
+        <w:rPr>
+          <w:rFonts w:cs="宋体" w:hint="eastAsia"/>
+          <w:color w:val="000000"/>
+          <w:kern w:val="0"/>
+        </w:rPr>
+        <w:t>[󰍊]</w:t>
+      </w:r>
+      <w:r>
+        <w:rPr>
+          <w:rFonts w:cs="宋体" w:hint="eastAsia"/>
+          <w:color w:val="000000"/>
+          <w:kern w:val="0"/>
+        </w:rPr>
+        <w:t xml:space="preserve">, </w:t>
+      </w:r>
+      <w:r>
+        <w:rPr>
+          <w:rFonts w:cs="宋体" w:hint="eastAsia"/>
+          <w:color w:val="000000"/>
+          <w:kern w:val="0"/>
+        </w:rPr>
+        <w:t>_󰃺󰃰</w:t>
+      </w:r>
+    </w:p>
+    <w:p>
+      <w:pPr>
+        <w:widowControl/>
+        <w:jc w:val="left"/>
+        <w:rPr>
+          <w:rFonts w:cs="宋体" w:hint="eastAsia"/>
+          <w:color w:val="000000"/>
+          <w:kern w:val="0"/>
+        </w:rPr>
+      </w:pPr>
+      <w:r>
+        <w:rPr>
+          <w:rFonts w:cs="宋体"/>
+          <w:color w:val="000000"/>
+          <w:kern w:val="0"/>
+        </w:rPr>
+        <w:t xml:space="preserve">, </w:t>
+      </w:r>
+      <w:r>
+        <w:rPr>
+          <w:rFonts w:cs="宋体" w:hint="eastAsia"/>
+          <w:color w:val="000000"/>
+          <w:kern w:val="0"/>
+        </w:rPr>
+        <w:t>[󰍁]</w:t>
+      </w:r>
+      <w:r>
+        <w:rPr>
+          <w:rFonts w:cs="宋体" w:hint="eastAsia"/>
+          <w:color w:val="000000"/>
+          <w:kern w:val="0"/>
+        </w:rPr>
+        <w:t xml:space="preserve">, </w:t>
+      </w:r>
+      <w:r>
+        <w:rPr>
+          <w:rFonts w:cs="宋体" w:hint="eastAsia"/>
+          <w:color w:val="000000"/>
+          <w:kern w:val="0"/>
+        </w:rPr>
+        <w:t>_󰃻󰃻</w:t>
+      </w:r>
+    </w:p>
+    <w:p>
+      <w:pPr>
+        <w:widowControl/>
+        <w:jc w:val="left"/>
+        <w:rPr>
+          <w:rFonts w:cs="宋体" w:hint="eastAsia"/>
+          <w:color w:val="000000"/>
+          <w:kern w:val="0"/>
+        </w:rPr>
+      </w:pPr>
+      <w:r>
+        <w:rPr>
+          <w:rFonts w:cs="宋体"/>
+          <w:color w:val="000000"/>
+          <w:kern w:val="0"/>
+        </w:rPr>
+        <w:t xml:space="preserve">, </w:t>
+      </w:r>
+      <w:r>
+        <w:rPr>
+          <w:rFonts w:cs="宋体" w:hint="eastAsia"/>
+          <w:color w:val="000000"/>
+          <w:kern w:val="0"/>
+        </w:rPr>
+        <w:t>[󰍆]</w:t>
+      </w:r>
+      <w:r>
+        <w:rPr>
+          <w:rFonts w:cs="宋体" w:hint="eastAsia"/>
+          <w:color w:val="000000"/>
+          <w:kern w:val="0"/>
+        </w:rPr>
+        <w:t xml:space="preserve">, </w:t>
+      </w:r>
+      <w:r>
+        <w:rPr>
+          <w:rFonts w:cs="宋体" w:hint="eastAsia"/>
+          <w:color w:val="000000"/>
+          <w:kern w:val="0"/>
+        </w:rPr>
+        <w:t>_󰃻󰄊</w:t>
+      </w:r>
+    </w:p>
+    <w:p>
+      <w:pPr>
+        <w:widowControl/>
+        <w:jc w:val="left"/>
+        <w:rPr>
+          <w:rFonts w:cs="宋体" w:hint="eastAsia"/>
+          <w:color w:val="000000"/>
+          <w:kern w:val="0"/>
+        </w:rPr>
+      </w:pPr>
+      <w:r>
+        <w:rPr>
+          <w:rFonts w:cs="宋体"/>
+          <w:color w:val="000000"/>
+          <w:kern w:val="0"/>
+        </w:rPr>
+        <w:t xml:space="preserve">, </w:t>
+      </w:r>
+      <w:r>
+        <w:rPr>
+          <w:rFonts w:cs="宋体" w:hint="eastAsia"/>
+          <w:color w:val="000000"/>
+          <w:kern w:val="0"/>
+        </w:rPr>
+        <w:t>[󰍐]</w:t>
+      </w:r>
+      <w:r>
+        <w:rPr>
+          <w:rFonts w:cs="宋体" w:hint="eastAsia"/>
+          <w:color w:val="000000"/>
+          <w:kern w:val="0"/>
+        </w:rPr>
+        <w:t xml:space="preserve">, </w:t>
+      </w:r>
+      <w:r>
+        <w:rPr>
+          <w:rFonts w:cs="宋体" w:hint="eastAsia"/>
+          <w:color w:val="000000"/>
+          <w:kern w:val="0"/>
+        </w:rPr>
+        <w:t>_󰃻󰃵，󰃒_󰃻󰄍</w:t>
+      </w:r>
+    </w:p>
+    <w:p>
+      <w:pPr>
+        <w:widowControl/>
+        <w:jc w:val="left"/>
+        <w:rPr>
+          <w:rFonts w:cs="宋体" w:hint="eastAsia"/>
+          <w:color w:val="000000"/>
+          <w:kern w:val="0"/>
+        </w:rPr>
+      </w:pPr>
+      <w:r>
+        <w:rPr>
+          <w:rFonts w:cs="宋体"/>
+          <w:color w:val="000000"/>
+          <w:kern w:val="0"/>
+        </w:rPr>
+        <w:t xml:space="preserve">, </w:t>
+      </w:r>
+      <w:r>
+        <w:rPr>
+          <w:rFonts w:cs="宋体" w:hint="eastAsia"/>
+          <w:color w:val="000000"/>
+          <w:kern w:val="0"/>
+        </w:rPr>
+        <w:t>[󰍋]</w:t>
+      </w:r>
+      <w:r>
+        <w:rPr>
+          <w:rFonts w:cs="宋体" w:hint="eastAsia"/>
+          <w:color w:val="000000"/>
+          <w:kern w:val="0"/>
+        </w:rPr>
+        <w:t xml:space="preserve">, </w:t>
+      </w:r>
+      <w:r>
+        <w:rPr>
+          <w:rFonts w:cs="宋体" w:hint="eastAsia"/>
+          <w:color w:val="000000"/>
+          <w:kern w:val="0"/>
+        </w:rPr>
+        <w:t>_󰃻󰃲</w:t>
+      </w:r>
+    </w:p>
+    <w:p>
+      <w:pPr>
+        <w:widowControl/>
+        <w:jc w:val="left"/>
+        <w:rPr>
+          <w:rFonts w:cs="宋体" w:hint="eastAsia"/>
+          <w:color w:val="000000"/>
+          <w:kern w:val="0"/>
+        </w:rPr>
+      </w:pPr>
+      <w:r>
+        <w:rPr>
+          <w:rFonts w:cs="宋体"/>
+          <w:color w:val="000000"/>
+          <w:kern w:val="0"/>
+        </w:rPr>
+        <w:t xml:space="preserve">, </w:t>
+      </w:r>
+      <w:r>
+        <w:rPr>
+          <w:rFonts w:cs="宋体" w:hint="eastAsia"/>
+          <w:color w:val="000000"/>
+          <w:kern w:val="0"/>
+        </w:rPr>
+        <w:t>[󰍂]</w:t>
+      </w:r>
+      <w:r>
+        <w:rPr>
+          <w:rFonts w:cs="宋体" w:hint="eastAsia"/>
+          <w:color w:val="000000"/>
+          <w:kern w:val="0"/>
+        </w:rPr>
+        <w:t xml:space="preserve">, </w:t>
+      </w:r>
+      <w:r>
+        <w:rPr>
+          <w:rFonts w:cs="宋体" w:hint="eastAsia"/>
+          <w:color w:val="000000"/>
+          <w:kern w:val="0"/>
+        </w:rPr>
+        <w:t>󰃻_󰃻，󰃲_󰃻，󰃵_󰃻；󰃻󰃻_，󰃲󰃻_，󰃵󰃻_，󰃹󰃺_，󰃰󰃺_，󰃳󰃺_</w:t>
+      </w:r>
+    </w:p>
+    <w:p>
+      <w:pPr>
+        <w:widowControl/>
+        <w:jc w:val="left"/>
+        <w:rPr>
+          <w:rFonts w:cs="宋体" w:hint="eastAsia"/>
+          <w:color w:val="000000"/>
+          <w:kern w:val="0"/>
+        </w:rPr>
+      </w:pPr>
+      <w:r>
+        <w:rPr>
+          <w:rFonts w:cs="宋体"/>
+          <w:color w:val="000000"/>
+          <w:kern w:val="0"/>
+        </w:rPr>
+        <w:t xml:space="preserve">, </w:t>
+      </w:r>
+      <w:r>
+        <w:rPr>
+          <w:rFonts w:cs="宋体" w:hint="eastAsia"/>
+          <w:color w:val="000000"/>
+          <w:kern w:val="0"/>
+        </w:rPr>
+        <w:t>[󰍇]</w:t>
+      </w:r>
+      <w:r>
+        <w:rPr>
+          <w:rFonts w:cs="宋体" w:hint="eastAsia"/>
+          <w:color w:val="000000"/>
+          <w:kern w:val="0"/>
+        </w:rPr>
+        <w:t xml:space="preserve">, </w:t>
+      </w:r>
+      <w:r>
+        <w:rPr>
+          <w:rFonts w:cs="宋体" w:hint="eastAsia"/>
+          <w:color w:val="000000"/>
+          <w:kern w:val="0"/>
+        </w:rPr>
+        <w:t>󰃻_󰄊，󰃵_󰄊</w:t>
+      </w:r>
+    </w:p>
+    <w:p>
+      <w:pPr>
+        <w:widowControl/>
+        <w:jc w:val="left"/>
+        <w:rPr>
+          <w:rFonts w:cs="宋体" w:hint="eastAsia"/>
+          <w:color w:val="000000"/>
+          <w:kern w:val="0"/>
+        </w:rPr>
+      </w:pPr>
+      <w:r>
+        <w:rPr>
+          <w:rFonts w:cs="宋体"/>
+          <w:color w:val="000000"/>
+          <w:kern w:val="0"/>
+        </w:rPr>
+        <w:t xml:space="preserve">, </w:t>
+      </w:r>
+      <w:r>
+        <w:rPr>
+          <w:rFonts w:cs="宋体" w:hint="eastAsia"/>
+          <w:color w:val="000000"/>
+          <w:kern w:val="0"/>
+        </w:rPr>
+        <w:t>[󰍑]</w:t>
+      </w:r>
+      <w:r>
+        <w:rPr>
+          <w:rFonts w:cs="宋体" w:hint="eastAsia"/>
+          <w:color w:val="000000"/>
+          <w:kern w:val="0"/>
+        </w:rPr>
+        <w:t xml:space="preserve">, </w:t>
+      </w:r>
+      <w:r>
+        <w:rPr>
+          <w:rFonts w:cs="宋体" w:hint="eastAsia"/>
+          <w:color w:val="000000"/>
+          <w:kern w:val="0"/>
+        </w:rPr>
+        <w:t>󰃻_󰃵，󰃲_󰃵，󰃒󰃻_󰄍，󰃲_󰄍，󰃵_󰄍</w:t>
+      </w:r>
+    </w:p>
+    <w:p>
+      <w:pPr>
+        <w:widowControl/>
+        <w:jc w:val="left"/>
+        <w:rPr>
+          <w:rFonts w:cs="宋体" w:hint="eastAsia"/>
+          <w:color w:val="000000"/>
+          <w:kern w:val="0"/>
+        </w:rPr>
+      </w:pPr>
+      <w:r>
+        <w:rPr>
+          <w:rFonts w:cs="宋体"/>
+          <w:color w:val="000000"/>
+          <w:kern w:val="0"/>
+        </w:rPr>
+        <w:t xml:space="preserve">, </w:t>
+      </w:r>
+      <w:r>
+        <w:rPr>
+          <w:rFonts w:cs="宋体" w:hint="eastAsia"/>
+          <w:color w:val="000000"/>
+          <w:kern w:val="0"/>
+        </w:rPr>
+        <w:t>[󰍌]</w:t>
+      </w:r>
+      <w:r>
+        <w:rPr>
+          <w:rFonts w:cs="宋体" w:hint="eastAsia"/>
+          <w:color w:val="000000"/>
+          <w:kern w:val="0"/>
+        </w:rPr>
+        <w:t xml:space="preserve">, </w:t>
+      </w:r>
+      <w:r>
+        <w:rPr>
+          <w:rFonts w:cs="宋体" w:hint="eastAsia"/>
+          <w:color w:val="000000"/>
+          <w:kern w:val="0"/>
+        </w:rPr>
+        <w:t>󰃻_󰃲，󰃵_󰃲，󰃲_󰄊，󰃸_󰄊</w:t>
+      </w:r>
+    </w:p>
+    <w:p>
+      <w:pPr>
+        <w:widowControl/>
+        <w:jc w:val="left"/>
         <w:rPr>
           <w:rFonts w:hint="eastAsia"/>
         </w:rPr>
@@ -3100,6 +3649,64 @@
     </w:sectPr>
   </w:body>
 </w:document>
+</file>
+
+<file path=word/endnotes.xml><?xml version="1.0" encoding="utf-8"?>
+<w:endnotes xmlns:wpc="http://schemas.microsoft.com/office/word/2010/wordprocessingCanvas" xmlns:cx="http://schemas.microsoft.com/office/drawing/2014/chartex" xmlns:cx1="http://schemas.microsoft.com/office/drawing/2015/9/8/chartex" xmlns:cx2="http://schemas.microsoft.com/office/drawing/2015/10/21/chartex" xmlns:cx3="http://schemas.microsoft.com/office/drawing/2016/5/9/chartex" xmlns:cx4="http://schemas.microsoft.com/office/drawing/2016/5/10/chartex" xmlns:cx5="http://schemas.microsoft.com/office/drawing/2016/5/11/chartex" xmlns:cx6="http://schemas.microsoft.com/office/drawing/2016/5/12/chartex" xmlns:cx7="http://schemas.microsoft.com/office/drawing/2016/5/13/chartex" xmlns:cx8="http://schemas.microsoft.com/office/drawing/2016/5/14/chartex" xmlns:mc="http://schemas.openxmlformats.org/markup-compatibility/2006" xmlns:aink="http://schemas.microsoft.com/office/drawing/2016/ink" xmlns:am3d="http://schemas.microsoft.com/office/drawing/2017/model3d" xmlns:o="urn:schemas-microsoft-com:office:office" xmlns:oel="http://schemas.microsoft.com/office/2019/extlst" xmlns:r="http://schemas.openxmlformats.org/officeDocument/2006/relationships" xmlns:m="http://schemas.openxmlformats.org/officeDocument/2006/math" xmlns:v="urn:schemas-microsoft-com:vml" xmlns:wp14="http://schemas.microsoft.com/office/word/2010/wordprocessingDrawing" xmlns:wp="http://schemas.openxmlformats.org/drawingml/2006/wordprocessingDrawing" xmlns:w10="urn:schemas-microsoft-com:office:word" xmlns:w="http://schemas.openxmlformats.org/wordprocessingml/2006/main" xmlns:w14="http://schemas.microsoft.com/office/word/2010/wordml" xmlns:w15="http://schemas.microsoft.com/office/word/2012/wordml" xmlns:w16cex="http://schemas.microsoft.com/office/word/2018/wordml/cex" xmlns:w16cid="http://schemas.microsoft.com/office/word/2016/wordml/cid" xmlns:w16="http://schemas.microsoft.com/office/word/2018/wordml" xmlns:w16du="http://schemas.microsoft.com/office/word/2023/wordml/word16du" xmlns:w16sdtdh="http://schemas.microsoft.com/office/word/2020/wordml/sdtdatahash" xmlns:w16sdtfl="http://schemas.microsoft.com/office/word/2024/wordml/sdtformatlock" xmlns:w16se="http://schemas.microsoft.com/office/word/2015/wordml/symex" xmlns:wpg="http://schemas.microsoft.com/office/word/2010/wordprocessingGroup" xmlns:wpi="http://schemas.microsoft.com/office/word/2010/wordprocessingInk" xmlns:wne="http://schemas.microsoft.com/office/word/2006/wordml" xmlns:wps="http://schemas.microsoft.com/office/word/2010/wordprocessingShape" mc:Ignorable="w14 w15 w16se w16cid w16 w16cex w16sdtdh w16sdtfl w16du wp14">
+  <w:endnote w:type="separator" w:id="-1">
+    <w:p>
+      <w:pPr>
+        <w:rPr>
+          <w:rFonts w:hint="eastAsia"/>
+        </w:rPr>
+      </w:pPr>
+      <w:r>
+        <w:separator/>
+      </w:r>
+    </w:p>
+  </w:endnote>
+  <w:endnote w:type="continuationSeparator" w:id="0">
+    <w:p>
+      <w:pPr>
+        <w:rPr>
+          <w:rFonts w:hint="eastAsia"/>
+        </w:rPr>
+      </w:pPr>
+      <w:r>
+        <w:continuationSeparator/>
+      </w:r>
+    </w:p>
+  </w:endnote>
+</w:endnotes>
+</file>
+
+<file path=word/footnotes.xml><?xml version="1.0" encoding="utf-8"?>
+<w:footnotes xmlns:wpc="http://schemas.microsoft.com/office/word/2010/wordprocessingCanvas" xmlns:cx="http://schemas.microsoft.com/office/drawing/2014/chartex" xmlns:cx1="http://schemas.microsoft.com/office/drawing/2015/9/8/chartex" xmlns:cx2="http://schemas.microsoft.com/office/drawing/2015/10/21/chartex" xmlns:cx3="http://schemas.microsoft.com/office/drawing/2016/5/9/chartex" xmlns:cx4="http://schemas.microsoft.com/office/drawing/2016/5/10/chartex" xmlns:cx5="http://schemas.microsoft.com/office/drawing/2016/5/11/chartex" xmlns:cx6="http://schemas.microsoft.com/office/drawing/2016/5/12/chartex" xmlns:cx7="http://schemas.microsoft.com/office/drawing/2016/5/13/chartex" xmlns:cx8="http://schemas.microsoft.com/office/drawing/2016/5/14/chartex" xmlns:mc="http://schemas.openxmlformats.org/markup-compatibility/2006" xmlns:aink="http://schemas.microsoft.com/office/drawing/2016/ink" xmlns:am3d="http://schemas.microsoft.com/office/drawing/2017/model3d" xmlns:o="urn:schemas-microsoft-com:office:office" xmlns:oel="http://schemas.microsoft.com/office/2019/extlst" xmlns:r="http://schemas.openxmlformats.org/officeDocument/2006/relationships" xmlns:m="http://schemas.openxmlformats.org/officeDocument/2006/math" xmlns:v="urn:schemas-microsoft-com:vml" xmlns:wp14="http://schemas.microsoft.com/office/word/2010/wordprocessingDrawing" xmlns:wp="http://schemas.openxmlformats.org/drawingml/2006/wordprocessingDrawing" xmlns:w10="urn:schemas-microsoft-com:office:word" xmlns:w="http://schemas.openxmlformats.org/wordprocessingml/2006/main" xmlns:w14="http://schemas.microsoft.com/office/word/2010/wordml" xmlns:w15="http://schemas.microsoft.com/office/word/2012/wordml" xmlns:w16cex="http://schemas.microsoft.com/office/word/2018/wordml/cex" xmlns:w16cid="http://schemas.microsoft.com/office/word/2016/wordml/cid" xmlns:w16="http://schemas.microsoft.com/office/word/2018/wordml" xmlns:w16du="http://schemas.microsoft.com/office/word/2023/wordml/word16du" xmlns:w16sdtdh="http://schemas.microsoft.com/office/word/2020/wordml/sdtdatahash" xmlns:w16sdtfl="http://schemas.microsoft.com/office/word/2024/wordml/sdtformatlock" xmlns:w16se="http://schemas.microsoft.com/office/word/2015/wordml/symex" xmlns:wpg="http://schemas.microsoft.com/office/word/2010/wordprocessingGroup" xmlns:wpi="http://schemas.microsoft.com/office/word/2010/wordprocessingInk" xmlns:wne="http://schemas.microsoft.com/office/word/2006/wordml" xmlns:wps="http://schemas.microsoft.com/office/word/2010/wordprocessingShape" mc:Ignorable="w14 w15 w16se w16cid w16 w16cex w16sdtdh w16sdtfl w16du wp14">
+  <w:footnote w:type="separator" w:id="-1">
+    <w:p>
+      <w:pPr>
+        <w:rPr>
+          <w:rFonts w:hint="eastAsia"/>
+        </w:rPr>
+      </w:pPr>
+      <w:r>
+        <w:separator/>
+      </w:r>
+    </w:p>
+  </w:footnote>
+  <w:footnote w:type="continuationSeparator" w:id="0">
+    <w:p>
+      <w:pPr>
+        <w:rPr>
+          <w:rFonts w:hint="eastAsia"/>
+        </w:rPr>
+      </w:pPr>
+      <w:r>
+        <w:continuationSeparator/>
+      </w:r>
+    </w:p>
+  </w:footnote>
+</w:footnotes>
 </file>
 
 <file path=word/styles.xml><?xml version="1.0" encoding="utf-8"?>
@@ -4062,6 +4669,81 @@
       <w:spacing w:val="5"/>
     </w:rPr>
   </w:style>
+  <w:style w:type="paragraph" w:styleId="ae">
+    <w:name w:val="header"/>
+    <w:basedOn w:val="a"/>
+    <w:link w:val="af"/>
+    <w:uiPriority w:val="99"/>
+    <w:unhideWhenUsed/>
+    <w:rsid w:val="00F33904"/>
+    <w:pPr>
+      <w:tabs>
+        <w:tab w:val="center" w:pos="4153"/>
+        <w:tab w:val="right" w:pos="8306"/>
+      </w:tabs>
+      <w:snapToGrid w:val="0"/>
+    </w:pPr>
+    <w:rPr>
+      <w:sz w:val="18"/>
+      <w:szCs w:val="18"/>
+    </w:rPr>
+  </w:style>
+  <w:style w:type="character" w:customStyle="1" w:styleId="af">
+    <w:name w:val="页眉 字符"/>
+    <w:basedOn w:val="a0"/>
+    <w:link w:val="ae"/>
+    <w:uiPriority w:val="99"/>
+    <w:rsid w:val="00F33904"/>
+    <w:rPr>
+      <w:rFonts w:ascii="音元" w:eastAsia="音元" w:hAnsi="音元" w:cs="音元"/>
+      <w:sz w:val="18"/>
+      <w:szCs w:val="18"/>
+      <w14:ligatures w14:val="none"/>
+    </w:rPr>
+  </w:style>
+  <w:style w:type="paragraph" w:styleId="af0">
+    <w:name w:val="footer"/>
+    <w:basedOn w:val="a"/>
+    <w:link w:val="af1"/>
+    <w:uiPriority w:val="99"/>
+    <w:unhideWhenUsed/>
+    <w:rsid w:val="00F33904"/>
+    <w:pPr>
+      <w:tabs>
+        <w:tab w:val="center" w:pos="4153"/>
+        <w:tab w:val="right" w:pos="8306"/>
+      </w:tabs>
+      <w:snapToGrid w:val="0"/>
+      <w:jc w:val="left"/>
+    </w:pPr>
+    <w:rPr>
+      <w:sz w:val="18"/>
+      <w:szCs w:val="18"/>
+    </w:rPr>
+  </w:style>
+  <w:style w:type="character" w:customStyle="1" w:styleId="af1">
+    <w:name w:val="页脚 字符"/>
+    <w:basedOn w:val="a0"/>
+    <w:link w:val="af0"/>
+    <w:uiPriority w:val="99"/>
+    <w:rsid w:val="00F33904"/>
+    <w:rPr>
+      <w:rFonts w:ascii="音元" w:eastAsia="音元" w:hAnsi="音元" w:cs="音元"/>
+      <w:sz w:val="18"/>
+      <w:szCs w:val="18"/>
+      <w14:ligatures w14:val="none"/>
+    </w:rPr>
+  </w:style>
+  <w:style w:type="character" w:styleId="af2">
+    <w:name w:val="Placeholder Text"/>
+    <w:basedOn w:val="a0"/>
+    <w:uiPriority w:val="99"/>
+    <w:semiHidden/>
+    <w:rsid w:val="003507EE"/>
+    <w:rPr>
+      <w:color w:val="666666"/>
+    </w:rPr>
+  </w:style>
 </w:styles>
 </file>
 
